--- a/static/docs/complaints/1. Общая схема действий при жалобах.docx
+++ b/static/docs/complaints/1. Общая схема действий при жалобах.docx
@@ -57,7 +57,7 @@
           <w:szCs w:val="24"/>
           <w:rtl w:val="0"/>
         </w:rPr>
-        <w:t xml:space="preserve">Актуально на март 2026</w:t>
+        <w:t xml:space="preserve">Актуально на апрель 2026</w:t>
       </w:r>
     </w:p>
     <w:p>
